--- a/data/revised_2026-10_full/outputs/v2/Physics/SS4.1_Greenhouse_Effect_and_Climate_Change/Physics_Greenhouse_Effect_and_Climate_Change_FinalExplanation.docx
+++ b/data/revised_2026-10_full/outputs/v2/Physics/SS4.1_Greenhouse_Effect_and_Climate_Change/Physics_Greenhouse_Effect_and_Climate_Change_FinalExplanation.docx
@@ -2091,7 +2091,7 @@
         </w:rPr>
         <w:t xml:space="preserve">© 2026 SeaVuria and ARES. This work is licensed under a </w:t>
       </w:r>
-      <w:hyperlink w:history="1" r:id="rId18wjmrykqavcopdzwgwth">
+      <w:hyperlink w:history="1" r:id="rIdoktj3wxg4ei7hoawx1ldw">
         <w:r>
           <w:rPr>
             <w:rFonts w:ascii="Arial" w:cs="Arial" w:eastAsia="Arial" w:hAnsi="Arial"/>
@@ -2111,7 +2111,7 @@
         </w:rPr>
         <w:t xml:space="preserve"> (</w:t>
       </w:r>
-      <w:hyperlink w:history="1" r:id="rIdf4fj83ctmk0-vx02enwzm">
+      <w:hyperlink w:history="1" r:id="rId-ppogmam9d6fmljp5p9hq">
         <w:r>
           <w:rPr>
             <w:rFonts w:ascii="Arial" w:cs="Arial" w:eastAsia="Arial" w:hAnsi="Arial"/>
@@ -2131,7 +2131,7 @@
         </w:rPr>
         <w:t xml:space="preserve">). To view a copy of this license, visit </w:t>
       </w:r>
-      <w:hyperlink w:history="1" r:id="rIdn4dbu4vdxwyzufhmtqpsz">
+      <w:hyperlink w:history="1" r:id="rId8h-kj7p_dckgnstzbmrwb">
         <w:r>
           <w:rPr>
             <w:rFonts w:ascii="Arial" w:cs="Arial" w:eastAsia="Arial" w:hAnsi="Arial"/>
